--- a/docs/复盘通_项目文档_V2.1.docx
+++ b/docs/复盘通_项目文档_V2.1.docx
@@ -2646,7 +2646,7 @@
               <w:t xml:space="preserve">复盘卡 PNG 保存到手机相册</w:t>
             </w:r>
             <w:r>
-              <w:t xml:space="preserve">（自研原生插件）</w:t>
+              <w:t xml:space="preserve">（自研原生插件）；圆环内不放数字、导出 PNG 跟随当前主题、今日一句去虚线边框</w:t>
             </w:r>
           </w:p>
         </w:tc>
